--- a/paper_outline.docx
+++ b/paper_outline.docx
@@ -7,6 +7,9 @@
         <w:jc w:val="center"/>
       </w:pPr>
       <w:r>
+        <w:rPr>
+          <w:rFonts w:ascii="Times New Roman" w:hAnsi="Times New Roman"/>
+        </w:rPr>
         <w:br/>
         <w:br/>
         <w:br/>
@@ -89,17 +92,32 @@
     </w:p>
     <w:p>
       <w:r>
-        <w:t>6. Monthly vs. Weekly Comparison</w:t>
+        <w:t>6. Structural Break Analysis</w:t>
       </w:r>
     </w:p>
     <w:p>
       <w:r>
-        <w:t>7. Conclusion</w:t>
+        <w:t>7. Out-of-Sample Test</w:t>
       </w:r>
     </w:p>
     <w:p>
       <w:r>
-        <w:t>8. Code Appendix</w:t>
+        <w:t>8. Weekly Analysis</w:t>
+      </w:r>
+    </w:p>
+    <w:p>
+      <w:r>
+        <w:t>9. Monthly vs. Weekly Comparison</w:t>
+      </w:r>
+    </w:p>
+    <w:p>
+      <w:r>
+        <w:t>10. Conclusion</w:t>
+      </w:r>
+    </w:p>
+    <w:p>
+      <w:r>
+        <w:t>11. Code Appendix</w:t>
       </w:r>
     </w:p>
     <w:p>
@@ -120,7 +138,7 @@
     </w:p>
     <w:p>
       <w:r>
-        <w:t>[Write ~1 page covering:]</w:t>
+        <w:t>[Write ~1 page. Key points:]</w:t>
       </w:r>
     </w:p>
     <w:p>
@@ -128,7 +146,7 @@
         <w:pStyle w:val="ListBullet"/>
       </w:pPr>
       <w:r>
-        <w:t>WTI crude oil is the global energy benchmark. Understanding what drives its price changes matters for hedging, risk management, and macro forecasting.</w:t>
+        <w:t>WTI crude is the global energy benchmark.</w:t>
       </w:r>
     </w:p>
     <w:p>
@@ -136,7 +154,7 @@
         <w:pStyle w:val="ListBullet"/>
       </w:pPr>
       <w:r>
-        <w:t>Hypothesis: Can lagged macro/financial variables predict monthly and weekly WTI price changes? Using X(t-1) to predict WTI(t) — a true predictive model.</w:t>
+        <w:t>Hypothesis: Volatility — driven by geopolitical threats and market sentiment — is the primary transmission channel for WTI price changes. High volatility pushes prices up (supply risk premia); low volatility allows prices to drift down.</w:t>
       </w:r>
     </w:p>
     <w:p>
@@ -144,7 +162,7 @@
         <w:pStyle w:val="ListBullet"/>
       </w:pPr>
       <w:r>
-        <w:t>We test two frequencies to see if results are consistent or if one performs better.</w:t>
+        <w:t>We test this in two stages: (1) OLS to identify which factors explain returns, separating expected energy co-movement from genuinely predictive lagged variables; (2) GARCH to test whether volatility itself is predictable and persistent.</w:t>
       </w:r>
     </w:p>
     <w:p>
@@ -152,15 +170,7 @@
         <w:pStyle w:val="ListBullet"/>
       </w:pPr>
       <w:r>
-        <w:t>Data: December 1990 – December 2025, covering Gulf War, dot-com, 2008 crisis, shale revolution, COVID-19.</w:t>
-      </w:r>
-    </w:p>
-    <w:p>
-      <w:pPr>
-        <w:pStyle w:val="ListBullet"/>
-      </w:pPr>
-      <w:r>
-        <w:t>Approach: OLS regression with lagged predictors → test the 5 CLRM assumptions → correct violations (HAC standard errors, GARCH) → compare monthly vs. weekly.</w:t>
+        <w:t>Two frequencies (monthly + weekly) for robustness. Data: Dec 1990 – Dec 2025.</w:t>
       </w:r>
     </w:p>
     <w:p>
@@ -176,28 +186,12 @@
     </w:p>
     <w:p>
       <w:r>
-        <w:t>[Write ~0.5 page:]</w:t>
-      </w:r>
-    </w:p>
-    <w:p>
-      <w:pPr>
-        <w:pStyle w:val="ListBullet"/>
-      </w:pPr>
-      <w:r>
-        <w:t>Monthly: 419 observations, 16 lagged predictors.</w:t>
-      </w:r>
-    </w:p>
-    <w:p>
-      <w:pPr>
-        <w:pStyle w:val="ListBullet"/>
-      </w:pPr>
-      <w:r>
-        <w:t>Weekly: 972 observations, ~12 lagged predictors.</w:t>
+        <w:t>Monthly: 419 observations, 17 predictor variables.</w:t>
       </w:r>
     </w:p>
     <w:p>
       <w:r>
-        <w:t>Variables in three categories:</w:t>
+        <w:t>Weekly: 972 observations, ~16 variables.</w:t>
       </w:r>
     </w:p>
     <w:tbl>
@@ -239,7 +233,7 @@
           </w:tcPr>
           <w:p>
             <w:r>
-              <w:t>Energy</w:t>
+              <w:t>Energy (contemporaneous)</w:t>
             </w:r>
           </w:p>
         </w:tc>
@@ -249,7 +243,7 @@
           </w:tcPr>
           <w:p>
             <w:r>
-              <w:t>Heating oil, natural gas, crude stocks, SPR inventory, refinery utilization, US crude production</w:t>
+              <w:t>Heating oil, natural gas — same supply chain as WTI</w:t>
             </w:r>
           </w:p>
         </w:tc>
@@ -261,7 +255,7 @@
           </w:tcPr>
           <w:p>
             <w:r>
-              <w:t>Financial</w:t>
+              <w:t>Financial (lagged)</w:t>
             </w:r>
           </w:p>
         </w:tc>
@@ -271,7 +265,7 @@
           </w:tcPr>
           <w:p>
             <w:r>
-              <w:t>S&amp;P 500, VIX/OVX, gold, copper, DXY, 10-Year Treasury</w:t>
+              <w:t>S&amp;P 500, VIX, gold, copper, DXY, 10Y Treasury, Brent, OVX</w:t>
             </w:r>
           </w:p>
         </w:tc>
@@ -283,7 +277,7 @@
           </w:tcPr>
           <w:p>
             <w:r>
-              <w:t>Macro/Geopolitical</w:t>
+              <w:t>Macro/Geopolitical (lagged)</w:t>
             </w:r>
           </w:p>
         </w:tc>
@@ -293,7 +287,29 @@
           </w:tcPr>
           <w:p>
             <w:r>
-              <w:t>Industrial production, global real economic activity, GPR index (monthly only)</w:t>
+              <w:t>Industrial production, IGREA, GPR Index, GPR Threats</w:t>
+            </w:r>
+          </w:p>
+        </w:tc>
+      </w:tr>
+      <w:tr>
+        <w:tc>
+          <w:tcPr>
+            <w:tcW w:type="dxa" w:w="4320"/>
+          </w:tcPr>
+          <w:p>
+            <w:r>
+              <w:t>Supply fundamentals (lagged)</w:t>
+            </w:r>
+          </w:p>
+        </w:tc>
+        <w:tc>
+          <w:tcPr>
+            <w:tcW w:type="dxa" w:w="4320"/>
+          </w:tcPr>
+          <w:p>
+            <w:r>
+              <w:t>SPR inventory, refinery utilization, crude stocks, US production</w:t>
             </w:r>
           </w:p>
         </w:tc>
@@ -305,7 +321,7 @@
         <w:pStyle w:val="ListBullet"/>
       </w:pPr>
       <w:r>
-        <w:t>All predictors are lagged one period: we use last month's (or last week's) data to predict this period's WTI return.</w:t>
+        <w:t>Sources: Yahoo Finance, FRED, EIA, Caldara &amp; Iacoviello (GPR).</w:t>
       </w:r>
     </w:p>
     <w:p>
@@ -313,12 +329,12 @@
         <w:pStyle w:val="ListBullet"/>
       </w:pPr>
       <w:r>
-        <w:t>Sources: Yahoo Finance, FRED, EIA, Caldara &amp; Iacoviello (GPR).</w:t>
+        <w:t>WTI returns: skewness = 1.055, kurtosis = 16.431 (Normal = 3) — fat tails.</w:t>
       </w:r>
     </w:p>
     <w:p>
       <w:r>
-        <w:t>[Insert Figure: Correlation heatmap]</w:t>
+        <w:t>[Insert Figure: Correlation heatmap, WTI returns time series with events marked]</w:t>
       </w:r>
     </w:p>
     <w:p>
@@ -329,12 +345,7 @@
         <w:rPr>
           <w:rFonts w:ascii="Times New Roman" w:hAnsi="Times New Roman"/>
         </w:rPr>
-        <w:t>3. OLS Multiple Regression</w:t>
-      </w:r>
-    </w:p>
-    <w:p>
-      <w:r>
-        <w:t>[Write ~1 page:]</w:t>
+        <w:t>3. OLS Multiple Regression — Mixed Lag Structure</w:t>
       </w:r>
     </w:p>
     <w:p>
@@ -342,7 +353,7 @@
         <w:pStyle w:val="ListBullet"/>
       </w:pPr>
       <w:r>
-        <w:t>Model: WTI(t) = β₀ + β₁x₁(t-1) + β₂x₂(t-1) + ... + βₖxₖ(t-1) + ε(t)</w:t>
+        <w:t>Energy variables (heating oil, nat gas) kept contemporaneous — expected supply-chain co-movement.</w:t>
       </w:r>
     </w:p>
     <w:p>
@@ -350,29 +361,13 @@
         <w:pStyle w:val="ListBullet"/>
       </w:pPr>
       <w:r>
-        <w:t>Started with all 16 (monthly) / ~12 (weekly) lagged predictors, then applied general-to-specific: dropped insignificant variables.</w:t>
+        <w:t>All other predictors lagged one period (t-1) — the real predictive test.</w:t>
       </w:r>
     </w:p>
     <w:p/>
     <w:p>
       <w:r>
-        <w:t>Monthly reduced model (2 significant lagged predictors):</w:t>
-      </w:r>
-    </w:p>
-    <w:p>
-      <w:pPr>
-        <w:pStyle w:val="ListBullet"/>
-      </w:pPr>
-      <w:r>
-        <w:t>Adj. R² = 0.0527 (~5.3% of variation explained)</w:t>
-      </w:r>
-    </w:p>
-    <w:p>
-      <w:pPr>
-        <w:pStyle w:val="ListBullet"/>
-      </w:pPr>
-      <w:r>
-        <w:t>Significant: Industrial production (INDPRO), 10-Year Treasury yield change</w:t>
+        <w:t>Monthly reduced model: Adj. R² = 0.7435 (74.4%)</w:t>
       </w:r>
     </w:p>
     <w:tbl>
@@ -382,34 +377,45 @@
         <w:tblLook w:firstColumn="1" w:firstRow="1" w:lastColumn="0" w:lastRow="0" w:noHBand="0" w:noVBand="1" w:val="04A0"/>
       </w:tblPr>
       <w:tblGrid>
-        <w:gridCol w:w="2880"/>
-        <w:gridCol w:w="2880"/>
-        <w:gridCol w:w="2880"/>
+        <w:gridCol w:w="2160"/>
+        <w:gridCol w:w="2160"/>
+        <w:gridCol w:w="2160"/>
+        <w:gridCol w:w="2160"/>
       </w:tblGrid>
       <w:tr>
         <w:tc>
           <w:tcPr>
-            <w:tcW w:type="dxa" w:w="2880"/>
+            <w:tcW w:type="dxa" w:w="2160"/>
           </w:tcPr>
           <w:p>
             <w:r>
-              <w:t>Variable (lagged)</w:t>
+              <w:t>Variable</w:t>
             </w:r>
           </w:p>
         </w:tc>
         <w:tc>
           <w:tcPr>
-            <w:tcW w:type="dxa" w:w="2880"/>
+            <w:tcW w:type="dxa" w:w="2160"/>
           </w:tcPr>
           <w:p>
             <w:r>
-              <w:t>Coefficient</w:t>
+              <w:t>Type</w:t>
             </w:r>
           </w:p>
         </w:tc>
         <w:tc>
           <w:tcPr>
-            <w:tcW w:type="dxa" w:w="2880"/>
+            <w:tcW w:type="dxa" w:w="2160"/>
+          </w:tcPr>
+          <w:p>
+            <w:r>
+              <w:t>HAC Coef.</w:t>
+            </w:r>
+          </w:p>
+        </w:tc>
+        <w:tc>
+          <w:tcPr>
+            <w:tcW w:type="dxa" w:w="2160"/>
           </w:tcPr>
           <w:p>
             <w:r>
@@ -421,31 +427,41 @@
       <w:tr>
         <w:tc>
           <w:tcPr>
-            <w:tcW w:type="dxa" w:w="2880"/>
+            <w:tcW w:type="dxa" w:w="2160"/>
           </w:tcPr>
           <w:p>
             <w:r>
-              <w:t>INDPRO</w:t>
+              <w:t>heatoil_chg_pct</w:t>
             </w:r>
           </w:p>
         </w:tc>
         <w:tc>
           <w:tcPr>
-            <w:tcW w:type="dxa" w:w="2880"/>
+            <w:tcW w:type="dxa" w:w="2160"/>
           </w:tcPr>
           <w:p>
             <w:r>
-              <w:t>-1.8871</w:t>
+              <w:t>Contemp.</w:t>
             </w:r>
           </w:p>
         </w:tc>
         <w:tc>
           <w:tcPr>
-            <w:tcW w:type="dxa" w:w="2880"/>
+            <w:tcW w:type="dxa" w:w="2160"/>
           </w:tcPr>
           <w:p>
             <w:r>
-              <w:t>0.2846 (not significant under HAC)</w:t>
+              <w:t>0.9632</w:t>
+            </w:r>
+          </w:p>
+        </w:tc>
+        <w:tc>
+          <w:tcPr>
+            <w:tcW w:type="dxa" w:w="2160"/>
+          </w:tcPr>
+          <w:p>
+            <w:r>
+              <w:t>0.0000</w:t>
             </w:r>
           </w:p>
         </w:tc>
@@ -453,89 +469,41 @@
       <w:tr>
         <w:tc>
           <w:tcPr>
-            <w:tcW w:type="dxa" w:w="2880"/>
+            <w:tcW w:type="dxa" w:w="2160"/>
           </w:tcPr>
           <w:p>
             <w:r>
-              <w:t>10Y Treasury Δ</w:t>
+              <w:t>spr_inv_chg_lag1</w:t>
             </w:r>
           </w:p>
         </w:tc>
         <w:tc>
           <w:tcPr>
-            <w:tcW w:type="dxa" w:w="2880"/>
+            <w:tcW w:type="dxa" w:w="2160"/>
           </w:tcPr>
           <w:p>
             <w:r>
-              <w:t>5.8992</w:t>
+              <w:t>Lagged</w:t>
             </w:r>
           </w:p>
         </w:tc>
         <w:tc>
           <w:tcPr>
-            <w:tcW w:type="dxa" w:w="2880"/>
+            <w:tcW w:type="dxa" w:w="2160"/>
           </w:tcPr>
           <w:p>
             <w:r>
-              <w:t>0.0042</w:t>
-            </w:r>
-          </w:p>
-        </w:tc>
-      </w:tr>
-    </w:tbl>
-    <w:p/>
-    <w:p>
-      <w:r>
-        <w:t>Weekly reduced model (5 significant lagged predictors):</w:t>
-      </w:r>
-    </w:p>
-    <w:p>
-      <w:pPr>
-        <w:pStyle w:val="ListBullet"/>
-      </w:pPr>
-      <w:r>
-        <w:t>Adj. R² = 0.0175 (~1.7% of variation explained)</w:t>
-      </w:r>
-    </w:p>
-    <w:tbl>
-      <w:tblPr>
-        <w:tblStyle w:val="LightShading-Accent1"/>
-        <w:tblW w:type="auto" w:w="0"/>
-        <w:tblLook w:firstColumn="1" w:firstRow="1" w:lastColumn="0" w:lastRow="0" w:noHBand="0" w:noVBand="1" w:val="04A0"/>
-      </w:tblPr>
-      <w:tblGrid>
-        <w:gridCol w:w="2880"/>
-        <w:gridCol w:w="2880"/>
-        <w:gridCol w:w="2880"/>
-      </w:tblGrid>
-      <w:tr>
-        <w:tc>
-          <w:tcPr>
-            <w:tcW w:type="dxa" w:w="2880"/>
-          </w:tcPr>
-          <w:p>
-            <w:r>
-              <w:t>Variable (lagged)</w:t>
+              <w:t>0.6972</w:t>
             </w:r>
           </w:p>
         </w:tc>
         <w:tc>
           <w:tcPr>
-            <w:tcW w:type="dxa" w:w="2880"/>
+            <w:tcW w:type="dxa" w:w="2160"/>
           </w:tcPr>
           <w:p>
             <w:r>
-              <w:t>Coefficient</w:t>
-            </w:r>
-          </w:p>
-        </w:tc>
-        <w:tc>
-          <w:tcPr>
-            <w:tcW w:type="dxa" w:w="2880"/>
-          </w:tcPr>
-          <w:p>
-            <w:r>
-              <w:t>HAC p-value</w:t>
+              <w:t>0.0268</w:t>
             </w:r>
           </w:p>
         </w:tc>
@@ -543,31 +511,41 @@
       <w:tr>
         <w:tc>
           <w:tcPr>
-            <w:tcW w:type="dxa" w:w="2880"/>
+            <w:tcW w:type="dxa" w:w="2160"/>
           </w:tcPr>
           <w:p>
             <w:r>
-              <w:t>Copper</w:t>
+              <w:t>refin_util_rate_lag1</w:t>
             </w:r>
           </w:p>
         </w:tc>
         <w:tc>
           <w:tcPr>
-            <w:tcW w:type="dxa" w:w="2880"/>
+            <w:tcW w:type="dxa" w:w="2160"/>
           </w:tcPr>
           <w:p>
             <w:r>
-              <w:t>-0.0437</w:t>
+              <w:t>Lagged</w:t>
             </w:r>
           </w:p>
         </w:tc>
         <w:tc>
           <w:tcPr>
-            <w:tcW w:type="dxa" w:w="2880"/>
+            <w:tcW w:type="dxa" w:w="2160"/>
           </w:tcPr>
           <w:p>
             <w:r>
-              <w:t>0.5572</w:t>
+              <w:t>-0.1226</w:t>
+            </w:r>
+          </w:p>
+        </w:tc>
+        <w:tc>
+          <w:tcPr>
+            <w:tcW w:type="dxa" w:w="2160"/>
+          </w:tcPr>
+          <w:p>
+            <w:r>
+              <w:t>0.1449</w:t>
             </w:r>
           </w:p>
         </w:tc>
@@ -575,31 +553,41 @@
       <w:tr>
         <w:tc>
           <w:tcPr>
-            <w:tcW w:type="dxa" w:w="2880"/>
+            <w:tcW w:type="dxa" w:w="2160"/>
           </w:tcPr>
           <w:p>
             <w:r>
-              <w:t>10Y Treasury Δ%</w:t>
+              <w:t>crude_stk_excl_spr_lag1</w:t>
             </w:r>
           </w:p>
         </w:tc>
         <w:tc>
           <w:tcPr>
-            <w:tcW w:type="dxa" w:w="2880"/>
+            <w:tcW w:type="dxa" w:w="2160"/>
           </w:tcPr>
           <w:p>
             <w:r>
-              <w:t>-0.2039</w:t>
+              <w:t>Lagged</w:t>
             </w:r>
           </w:p>
         </w:tc>
         <w:tc>
           <w:tcPr>
-            <w:tcW w:type="dxa" w:w="2880"/>
+            <w:tcW w:type="dxa" w:w="2160"/>
           </w:tcPr>
           <w:p>
             <w:r>
-              <w:t>0.0445</w:t>
+              <w:t>0.3308</w:t>
+            </w:r>
+          </w:p>
+        </w:tc>
+        <w:tc>
+          <w:tcPr>
+            <w:tcW w:type="dxa" w:w="2160"/>
+          </w:tcPr>
+          <w:p>
+            <w:r>
+              <w:t>0.0011</w:t>
             </w:r>
           </w:p>
         </w:tc>
@@ -607,95 +595,41 @@
       <w:tr>
         <w:tc>
           <w:tcPr>
-            <w:tcW w:type="dxa" w:w="2880"/>
+            <w:tcW w:type="dxa" w:w="2160"/>
           </w:tcPr>
           <w:p>
             <w:r>
-              <w:t>Refinery utilization</w:t>
+              <w:t>indpro_lag1</w:t>
             </w:r>
           </w:p>
         </w:tc>
         <w:tc>
           <w:tcPr>
-            <w:tcW w:type="dxa" w:w="2880"/>
+            <w:tcW w:type="dxa" w:w="2160"/>
           </w:tcPr>
           <w:p>
             <w:r>
-              <w:t>-0.0012</w:t>
+              <w:t>Lagged</w:t>
             </w:r>
           </w:p>
         </w:tc>
         <w:tc>
           <w:tcPr>
-            <w:tcW w:type="dxa" w:w="2880"/>
+            <w:tcW w:type="dxa" w:w="2160"/>
           </w:tcPr>
           <w:p>
             <w:r>
-              <w:t>0.0422</w:t>
-            </w:r>
-          </w:p>
-        </w:tc>
-      </w:tr>
-      <w:tr>
-        <w:tc>
-          <w:tcPr>
-            <w:tcW w:type="dxa" w:w="2880"/>
-          </w:tcPr>
-          <w:p>
-            <w:r>
-              <w:t>Crude stocks excl. SPR Δ</w:t>
+              <w:t>-2.1414</w:t>
             </w:r>
           </w:p>
         </w:tc>
         <w:tc>
           <w:tcPr>
-            <w:tcW w:type="dxa" w:w="2880"/>
+            <w:tcW w:type="dxa" w:w="2160"/>
           </w:tcPr>
           <w:p>
             <w:r>
-              <w:t>-0.3603</w:t>
-            </w:r>
-          </w:p>
-        </w:tc>
-        <w:tc>
-          <w:tcPr>
-            <w:tcW w:type="dxa" w:w="2880"/>
-          </w:tcPr>
-          <w:p>
-            <w:r>
-              <w:t>0.0423</w:t>
-            </w:r>
-          </w:p>
-        </w:tc>
-      </w:tr>
-      <w:tr>
-        <w:tc>
-          <w:tcPr>
-            <w:tcW w:type="dxa" w:w="2880"/>
-          </w:tcPr>
-          <w:p>
-            <w:r>
-              <w:t>10Y Treasury Δ (diff)</w:t>
-            </w:r>
-          </w:p>
-        </w:tc>
-        <w:tc>
-          <w:tcPr>
-            <w:tcW w:type="dxa" w:w="2880"/>
-          </w:tcPr>
-          <w:p>
-            <w:r>
-              <w:t>0.0788</w:t>
-            </w:r>
-          </w:p>
-        </w:tc>
-        <w:tc>
-          <w:tcPr>
-            <w:tcW w:type="dxa" w:w="2880"/>
-          </w:tcPr>
-          <w:p>
-            <w:r>
-              <w:t>0.0405</w:t>
+              <w:t>0.0359</w:t>
             </w:r>
           </w:p>
         </w:tc>
@@ -707,7 +641,37 @@
         <w:pStyle w:val="ListBullet"/>
       </w:pPr>
       <w:r>
-        <w:t>Low R² with lagged predictors is expected and important — it shows WTI returns are hard to predict from prior-period information, consistent with market efficiency. The value of this model is in identifying WHICH lagged variables carry any signal at all, and motivating the GARCH analysis of volatility.</w:t>
+        <w:t>Energy (contemporaneous, expected): heatoil_chg_pct</w:t>
+      </w:r>
+    </w:p>
+    <w:p>
+      <w:pPr>
+        <w:pStyle w:val="ListBullet"/>
+      </w:pPr>
+      <w:r>
+        <w:t>Predictive (lagged, the interesting ones): spr_inv_chg, refin_util_rate, crude_stk_excl_spr, indpro</w:t>
+      </w:r>
+    </w:p>
+    <w:p/>
+    <w:p>
+      <w:r>
+        <w:t>Weekly reduced model: Adj. R² = 0.6488 (64.9%)</w:t>
+      </w:r>
+    </w:p>
+    <w:p>
+      <w:pPr>
+        <w:pStyle w:val="ListBullet"/>
+      </w:pPr>
+      <w:r>
+        <w:t>Weekly energy (contemp.): heatoil_chg_pct</w:t>
+      </w:r>
+    </w:p>
+    <w:p>
+      <w:pPr>
+        <w:pStyle w:val="ListBullet"/>
+      </w:pPr>
+      <w:r>
+        <w:t>Weekly predictive (lagged): copper_chg_pct, brent_chg_pct, ovx_chg_pct, rbob_chg_pct, tcmsy10_chg_pct, refin_util_rate, tcmsy10_rate_diff</w:t>
       </w:r>
     </w:p>
     <w:p>
@@ -721,12 +685,6 @@
         <w:t>4. Testing the 5 CLRM Assumptions</w:t>
       </w:r>
     </w:p>
-    <w:p>
-      <w:r>
-        <w:t>OLS is unbiased and efficient only if the classical assumptions hold. We test each on the residuals.</w:t>
-      </w:r>
-    </w:p>
-    <w:p/>
     <w:tbl>
       <w:tblPr>
         <w:tblStyle w:val="LightShading-Accent1"/>
@@ -840,7 +798,7 @@
           </w:tcPr>
           <w:p>
             <w:r>
-              <w:t>Constant included</w:t>
+              <w:t>Constant</w:t>
             </w:r>
           </w:p>
         </w:tc>
@@ -850,7 +808,7 @@
           </w:tcPr>
           <w:p>
             <w:r>
-              <w:t>✓</w:t>
+              <w:t>OK</w:t>
             </w:r>
           </w:p>
         </w:tc>
@@ -860,7 +818,7 @@
           </w:tcPr>
           <w:p>
             <w:r>
-              <w:t>✓</w:t>
+              <w:t>OK</w:t>
             </w:r>
           </w:p>
         </w:tc>
@@ -912,7 +870,7 @@
           </w:tcPr>
           <w:p>
             <w:r>
-              <w:t>✗ p=0.000</w:t>
+              <w:t>p=0.0000 VIOLATED</w:t>
             </w:r>
           </w:p>
         </w:tc>
@@ -922,7 +880,7 @@
           </w:tcPr>
           <w:p>
             <w:r>
-              <w:t>✗ p=0.000</w:t>
+              <w:t>p=0.0010 VIOLATED</w:t>
             </w:r>
           </w:p>
         </w:tc>
@@ -964,7 +922,7 @@
           </w:tcPr>
           <w:p>
             <w:r>
-              <w:t>DW / Breusch-Godfrey</w:t>
+              <w:t>DW / BG</w:t>
             </w:r>
           </w:p>
         </w:tc>
@@ -974,7 +932,7 @@
           </w:tcPr>
           <w:p>
             <w:r>
-              <w:t>✓ DW=1.81, BG p=0.08</w:t>
+              <w:t>DW=1.882, BG p=0.3497 OK</w:t>
             </w:r>
           </w:p>
         </w:tc>
@@ -984,7 +942,7 @@
           </w:tcPr>
           <w:p>
             <w:r>
-              <w:t>✓ DW=1.93, BG p=0.07</w:t>
+              <w:t>DW=2.112, BG p=0.0066</w:t>
             </w:r>
           </w:p>
         </w:tc>
@@ -1026,7 +984,7 @@
           </w:tcPr>
           <w:p>
             <w:r>
-              <w:t>Lagged predictors</w:t>
+              <w:t>Lagged X</w:t>
             </w:r>
           </w:p>
         </w:tc>
@@ -1036,7 +994,7 @@
           </w:tcPr>
           <w:p>
             <w:r>
-              <w:t>✓ by construction</w:t>
+              <w:t>OK by design</w:t>
             </w:r>
           </w:p>
         </w:tc>
@@ -1046,7 +1004,7 @@
           </w:tcPr>
           <w:p>
             <w:r>
-              <w:t>✓ by construction</w:t>
+              <w:t>OK by design</w:t>
             </w:r>
           </w:p>
         </w:tc>
@@ -1098,7 +1056,7 @@
           </w:tcPr>
           <w:p>
             <w:r>
-              <w:t>✗ JB=515.9</w:t>
+              <w:t>JB=1431.5 VIOLATED</w:t>
             </w:r>
           </w:p>
         </w:tc>
@@ -1108,21 +1066,19 @@
           </w:tcPr>
           <w:p>
             <w:r>
-              <w:t>✗ JB=927.2</w:t>
+              <w:t>VIOLATED</w:t>
             </w:r>
           </w:p>
         </w:tc>
       </w:tr>
     </w:tbl>
+    <w:p/>
     <w:p>
       <w:pPr>
-        <w:pStyle w:val="Heading2"/>
+        <w:pStyle w:val="ListBullet"/>
       </w:pPr>
       <w:r>
-        <w:rPr>
-          <w:rFonts w:ascii="Times New Roman" w:hAnsi="Times New Roman"/>
-        </w:rPr>
-        <w:t>Assumption 1: E(εₜ) = 0</w:t>
+        <w:t>ARCH-LM: Monthly p=0.0000, Weekly p=0.0000 — ARCH effects at both.</w:t>
       </w:r>
     </w:p>
     <w:p>
@@ -1130,181 +1086,12 @@
         <w:pStyle w:val="ListBullet"/>
       </w:pPr>
       <w:r>
-        <w:t>Satisfied by including a constant term in the regression.</w:t>
-      </w:r>
-    </w:p>
-    <w:p>
-      <w:pPr>
-        <w:pStyle w:val="Heading2"/>
-      </w:pPr>
-      <w:r>
-        <w:rPr>
-          <w:rFonts w:ascii="Times New Roman" w:hAnsi="Times New Roman"/>
-        </w:rPr>
-        <w:t>Assumption 2: Var(εₜ) = σ² (Homoskedasticity)</w:t>
-      </w:r>
-    </w:p>
-    <w:p>
-      <w:pPr>
-        <w:pStyle w:val="ListBullet"/>
-      </w:pPr>
-      <w:r>
-        <w:t>Breusch-Pagan test: p ≈ 0.000 at both frequencies → heteroskedasticity detected.</w:t>
-      </w:r>
-    </w:p>
-    <w:p>
-      <w:pPr>
-        <w:pStyle w:val="ListBullet"/>
-      </w:pPr>
-      <w:r>
-        <w:t>Fix: Report Newey-West (HAC) standard errors for robust inference.</w:t>
-      </w:r>
-    </w:p>
-    <w:p>
-      <w:pPr>
-        <w:pStyle w:val="ListBullet"/>
-      </w:pPr>
-      <w:r>
-        <w:t>This also motivates GARCH modeling (Section 5).</w:t>
-      </w:r>
-    </w:p>
-    <w:p>
-      <w:pPr>
-        <w:pStyle w:val="Heading2"/>
-      </w:pPr>
-      <w:r>
-        <w:rPr>
-          <w:rFonts w:ascii="Times New Roman" w:hAnsi="Times New Roman"/>
-        </w:rPr>
-        <w:t>Assumption 3: Cov(εᵢ, εⱼ) = 0 (No Autocorrelation)</w:t>
-      </w:r>
-    </w:p>
-    <w:p>
-      <w:pPr>
-        <w:pStyle w:val="ListBullet"/>
-      </w:pPr>
-      <w:r>
-        <w:t>Monthly: Durbin-Watson = 1.81, Breusch-Godfrey p = 0.082 → no significant autocorrelation at 5%.</w:t>
-      </w:r>
-    </w:p>
-    <w:p>
-      <w:pPr>
-        <w:pStyle w:val="ListBullet"/>
-      </w:pPr>
-      <w:r>
-        <w:t>Weekly: DW = 1.93, BG p = 0.074 → also not significant at 5%.</w:t>
+        <w:t>Fixes: HAC standard errors (Assumption 2), GARCH + Student-t (Assumptions 2, 5, ARCH).</w:t>
       </w:r>
     </w:p>
     <w:p>
       <w:r>
-        <w:t>[Insert ACF plot of residuals from notebook]</w:t>
-      </w:r>
-    </w:p>
-    <w:p>
-      <w:pPr>
-        <w:pStyle w:val="Heading2"/>
-      </w:pPr>
-      <w:r>
-        <w:rPr>
-          <w:rFonts w:ascii="Times New Roman" w:hAnsi="Times New Roman"/>
-        </w:rPr>
-        <w:t>Assumption 4: Cov(xₜ, εₜ) = 0 (Exogeneity)</w:t>
-      </w:r>
-    </w:p>
-    <w:p>
-      <w:pPr>
-        <w:pStyle w:val="ListBullet"/>
-      </w:pPr>
-      <w:r>
-        <w:t>Satisfied by construction: all predictors are lagged one period (t-1), so they are predetermined with respect to the current error term.</w:t>
-      </w:r>
-    </w:p>
-    <w:p>
-      <w:pPr>
-        <w:pStyle w:val="Heading2"/>
-      </w:pPr>
-      <w:r>
-        <w:rPr>
-          <w:rFonts w:ascii="Times New Roman" w:hAnsi="Times New Roman"/>
-        </w:rPr>
-        <w:t>Assumption 5: εₜ ~ N(0, σ²) (Normality)</w:t>
-      </w:r>
-    </w:p>
-    <w:p>
-      <w:pPr>
-        <w:pStyle w:val="ListBullet"/>
-      </w:pPr>
-      <w:r>
-        <w:t>Jarque-Bera: Monthly JB = 515.9 (p ≈ 0), Weekly JB = 927.2 (p ≈ 0) → rejected at both frequencies.</w:t>
-      </w:r>
-    </w:p>
-    <w:p>
-      <w:pPr>
-        <w:pStyle w:val="ListBullet"/>
-      </w:pPr>
-      <w:r>
-        <w:t>Fat tails (excess kurtosis) — extreme returns more frequent than normal distribution predicts.</w:t>
-      </w:r>
-    </w:p>
-    <w:p>
-      <w:pPr>
-        <w:pStyle w:val="ListBullet"/>
-      </w:pPr>
-      <w:r>
-        <w:t>Fix: Use Student-t distribution in GARCH model.</w:t>
-      </w:r>
-    </w:p>
-    <w:p>
-      <w:r>
-        <w:t>[Insert histogram of residuals with normal overlay]</w:t>
-      </w:r>
-    </w:p>
-    <w:p>
-      <w:pPr>
-        <w:pStyle w:val="Heading2"/>
-      </w:pPr>
-      <w:r>
-        <w:rPr>
-          <w:rFonts w:ascii="Times New Roman" w:hAnsi="Times New Roman"/>
-        </w:rPr>
-        <w:t>Additional: ARCH-LM Test</w:t>
-      </w:r>
-    </w:p>
-    <w:p>
-      <w:pPr>
-        <w:pStyle w:val="ListBullet"/>
-      </w:pPr>
-      <w:r>
-        <w:t>Tests for volatility clustering (time-varying conditional variance).</w:t>
-      </w:r>
-    </w:p>
-    <w:p>
-      <w:pPr>
-        <w:pStyle w:val="ListBullet"/>
-      </w:pPr>
-      <w:r>
-        <w:t>Monthly: p = 0.0000 → strong ARCH effects.</w:t>
-      </w:r>
-    </w:p>
-    <w:p>
-      <w:pPr>
-        <w:pStyle w:val="ListBullet"/>
-      </w:pPr>
-      <w:r>
-        <w:t>Weekly: p = 0.0000 → strong ARCH effects.</w:t>
-      </w:r>
-    </w:p>
-    <w:p>
-      <w:pPr>
-        <w:pStyle w:val="ListBullet"/>
-      </w:pPr>
-      <w:r>
-        <w:t>Fix: GARCH model — the key contribution of this analysis.</w:t>
-      </w:r>
-    </w:p>
-    <w:p>
-      <w:r>
-        <w:t>[Insert squared residuals plot showing volatility clustering]</w:t>
+        <w:t>[Insert Figure: 4-panel residual diagnostics]</w:t>
       </w:r>
     </w:p>
     <w:p>
@@ -1319,8 +1106,11 @@
       </w:r>
     </w:p>
     <w:p>
+      <w:pPr>
+        <w:pStyle w:val="ListBullet"/>
+      </w:pPr>
       <w:r>
-        <w:t>[Write ~1 page:]</w:t>
+        <w:t>Motivated by heteroskedasticity and ARCH effects.</w:t>
       </w:r>
     </w:p>
     <w:p>
@@ -1328,29 +1118,13 @@
         <w:pStyle w:val="ListBullet"/>
       </w:pPr>
       <w:r>
-        <w:t>Motivated by: Assumption 2 violation (heteroskedasticity) + ARCH effects.</w:t>
-      </w:r>
-    </w:p>
-    <w:p>
-      <w:pPr>
-        <w:pStyle w:val="ListBullet"/>
-      </w:pPr>
-      <w:r>
-        <w:t>Compared three specifications: GARCH(1,1), EGARCH(1,1), GJR-GARCH(1,1,1).</w:t>
-      </w:r>
-    </w:p>
-    <w:p>
-      <w:pPr>
-        <w:pStyle w:val="ListBullet"/>
-      </w:pPr>
-      <w:r>
-        <w:t>All use AR(1) mean equation + lagged regressors + Student-t innovations.</w:t>
+        <w:t>Compared GARCH(1,1), EGARCH(1,1), GJR-GARCH(1,1,1).</w:t>
       </w:r>
     </w:p>
     <w:p/>
     <w:p>
       <w:r>
-        <w:t>Monthly — Selected: GJR-GARCH(1,1) (AIC = 3013.07)</w:t>
+        <w:t>Monthly — Selected: GJR-GARCH(1,1)</w:t>
       </w:r>
     </w:p>
     <w:tbl>
@@ -1391,7 +1165,7 @@
           </w:tcPr>
           <w:p>
             <w:r>
-              <w:t>Post-GARCH ARCH-LM p</w:t>
+              <w:t>Post-ARCH-LM p</w:t>
             </w:r>
           </w:p>
         </w:tc>
@@ -1413,7 +1187,7 @@
           </w:tcPr>
           <w:p>
             <w:r>
-              <w:t>3015.92</w:t>
+              <w:t>2415.8</w:t>
             </w:r>
           </w:p>
         </w:tc>
@@ -1423,7 +1197,7 @@
           </w:tcPr>
           <w:p>
             <w:r>
-              <w:t>0.0000</w:t>
+              <w:t>0.0001</w:t>
             </w:r>
           </w:p>
         </w:tc>
@@ -1445,7 +1219,7 @@
           </w:tcPr>
           <w:p>
             <w:r>
-              <w:t>3014.51</w:t>
+              <w:t>2413.2</w:t>
             </w:r>
           </w:p>
         </w:tc>
@@ -1455,7 +1229,7 @@
           </w:tcPr>
           <w:p>
             <w:r>
-              <w:t>0.0000</w:t>
+              <w:t>0.0006</w:t>
             </w:r>
           </w:p>
         </w:tc>
@@ -1477,7 +1251,7 @@
           </w:tcPr>
           <w:p>
             <w:r>
-              <w:t>3013.07</w:t>
+              <w:t>2404.1</w:t>
             </w:r>
           </w:p>
         </w:tc>
@@ -1487,7 +1261,7 @@
           </w:tcPr>
           <w:p>
             <w:r>
-              <w:t>0.0003</w:t>
+              <w:t>0.0071</w:t>
             </w:r>
           </w:p>
         </w:tc>
@@ -1498,7 +1272,7 @@
         <w:pStyle w:val="ListBullet"/>
       </w:pPr>
       <w:r>
-        <w:t>Persistence (α + β + ½γ) = 0.8764 — volatility shocks are persistent.</w:t>
+        <w:t>Persistence (α+β+½γ) = 0.8109</w:t>
       </w:r>
     </w:p>
     <w:p>
@@ -1506,7 +1280,13 @@
         <w:pStyle w:val="ListBullet"/>
       </w:pPr>
       <w:r>
-        <w:t>Student-t df ≈ 11.0.</w:t>
+        <w:t>Student-t df ≈ 4.2 — confirms fat tails.</w:t>
+      </w:r>
+    </w:p>
+    <w:p/>
+    <w:p>
+      <w:r>
+        <w:t>Weekly — Selected: GARCH(1,1)</w:t>
       </w:r>
     </w:p>
     <w:p>
@@ -1514,13 +1294,40 @@
         <w:pStyle w:val="ListBullet"/>
       </w:pPr>
       <w:r>
-        <w:t>Note: post-GARCH ARCH-LM still significant — some residual effects remain.</w:t>
+        <w:t>Persistence = 0.9281</w:t>
+      </w:r>
+    </w:p>
+    <w:p>
+      <w:pPr>
+        <w:pStyle w:val="ListBullet"/>
+      </w:pPr>
+      <w:r>
+        <w:t>GARCH(1,1) passes post-ARCH-LM (p=0.2272) — adequate fit.</w:t>
       </w:r>
     </w:p>
     <w:p/>
     <w:p>
+      <w:pPr>
+        <w:pStyle w:val="ListBullet"/>
+      </w:pPr>
       <w:r>
-        <w:t>Weekly — Selected: GARCH(1,1) by AIC, but EGARCH(1,1) passes ARCH-LM</w:t>
+        <w:t>GJR asymmetry: negative shocks → larger volatility than positive shocks — consistent with supply disruption risk.</w:t>
+      </w:r>
+    </w:p>
+    <w:p>
+      <w:r>
+        <w:t>[Insert Figure: Conditional volatility with events marked]</w:t>
+      </w:r>
+    </w:p>
+    <w:p>
+      <w:pPr>
+        <w:pStyle w:val="Heading1"/>
+      </w:pPr>
+      <w:r>
+        <w:rPr>
+          <w:rFonts w:ascii="Times New Roman" w:hAnsi="Times New Roman"/>
+        </w:rPr>
+        <w:t>6. Structural Break Analysis</w:t>
       </w:r>
     </w:p>
     <w:tbl>
@@ -1530,38 +1337,49 @@
         <w:tblLook w:firstColumn="1" w:firstRow="1" w:lastColumn="0" w:lastRow="0" w:noHBand="0" w:noVBand="1" w:val="04A0"/>
       </w:tblPr>
       <w:tblGrid>
-        <w:gridCol w:w="2880"/>
-        <w:gridCol w:w="2880"/>
-        <w:gridCol w:w="2880"/>
+        <w:gridCol w:w="2160"/>
+        <w:gridCol w:w="2160"/>
+        <w:gridCol w:w="2160"/>
+        <w:gridCol w:w="2160"/>
       </w:tblGrid>
       <w:tr>
         <w:tc>
           <w:tcPr>
-            <w:tcW w:type="dxa" w:w="2880"/>
+            <w:tcW w:type="dxa" w:w="2160"/>
           </w:tcPr>
           <w:p>
             <w:r>
-              <w:t>Model</w:t>
+              <w:t>Period</w:t>
             </w:r>
           </w:p>
         </w:tc>
         <w:tc>
           <w:tcPr>
-            <w:tcW w:type="dxa" w:w="2880"/>
+            <w:tcW w:type="dxa" w:w="2160"/>
           </w:tcPr>
           <w:p>
             <w:r>
-              <w:t>AIC</w:t>
+              <w:t>N</w:t>
             </w:r>
           </w:p>
         </w:tc>
         <w:tc>
           <w:tcPr>
-            <w:tcW w:type="dxa" w:w="2880"/>
+            <w:tcW w:type="dxa" w:w="2160"/>
           </w:tcPr>
           <w:p>
             <w:r>
-              <w:t>Post-GARCH ARCH-LM p</w:t>
+              <w:t>Adj. R²</w:t>
+            </w:r>
+          </w:p>
+        </w:tc>
+        <w:tc>
+          <w:tcPr>
+            <w:tcW w:type="dxa" w:w="2160"/>
+          </w:tcPr>
+          <w:p>
+            <w:r>
+              <w:t>Significant Predictors</w:t>
             </w:r>
           </w:p>
         </w:tc>
@@ -1569,31 +1387,41 @@
       <w:tr>
         <w:tc>
           <w:tcPr>
-            <w:tcW w:type="dxa" w:w="2880"/>
+            <w:tcW w:type="dxa" w:w="2160"/>
           </w:tcPr>
           <w:p>
             <w:r>
-              <w:t>GARCH(1,1)</w:t>
+              <w:t>Pre-9/11 (1991-2001)</w:t>
             </w:r>
           </w:p>
         </w:tc>
         <w:tc>
           <w:tcPr>
-            <w:tcW w:type="dxa" w:w="2880"/>
+            <w:tcW w:type="dxa" w:w="2160"/>
           </w:tcPr>
           <w:p>
             <w:r>
-              <w:t>[from nb]</w:t>
+              <w:t>127</w:t>
             </w:r>
           </w:p>
         </w:tc>
         <w:tc>
           <w:tcPr>
-            <w:tcW w:type="dxa" w:w="2880"/>
+            <w:tcW w:type="dxa" w:w="2160"/>
           </w:tcPr>
           <w:p>
             <w:r>
-              <w:t>0.0000</w:t>
+              <w:t>0.6964</w:t>
+            </w:r>
+          </w:p>
+        </w:tc>
+        <w:tc>
+          <w:tcPr>
+            <w:tcW w:type="dxa" w:w="2160"/>
+          </w:tcPr>
+          <w:p>
+            <w:r>
+              <w:t>heatoil_chg_pct, indpro_lag1</w:t>
             </w:r>
           </w:p>
         </w:tc>
@@ -1601,31 +1429,41 @@
       <w:tr>
         <w:tc>
           <w:tcPr>
-            <w:tcW w:type="dxa" w:w="2880"/>
+            <w:tcW w:type="dxa" w:w="2160"/>
           </w:tcPr>
           <w:p>
             <w:r>
-              <w:t>EGARCH(1,1)</w:t>
+              <w:t>Post-9/11 to Crisis</w:t>
             </w:r>
           </w:p>
         </w:tc>
         <w:tc>
           <w:tcPr>
-            <w:tcW w:type="dxa" w:w="2880"/>
+            <w:tcW w:type="dxa" w:w="2160"/>
           </w:tcPr>
           <w:p>
             <w:r>
-              <w:t>[from nb]</w:t>
+              <w:t>84</w:t>
             </w:r>
           </w:p>
         </w:tc>
         <w:tc>
           <w:tcPr>
-            <w:tcW w:type="dxa" w:w="2880"/>
+            <w:tcW w:type="dxa" w:w="2160"/>
           </w:tcPr>
           <w:p>
             <w:r>
-              <w:t>0.6517 ✓</w:t>
+              <w:t>0.8313</w:t>
+            </w:r>
+          </w:p>
+        </w:tc>
+        <w:tc>
+          <w:tcPr>
+            <w:tcW w:type="dxa" w:w="2160"/>
+          </w:tcPr>
+          <w:p>
+            <w:r>
+              <w:t>heatoil_chg_pct</w:t>
             </w:r>
           </w:p>
         </w:tc>
@@ -1633,31 +1471,298 @@
       <w:tr>
         <w:tc>
           <w:tcPr>
-            <w:tcW w:type="dxa" w:w="2880"/>
+            <w:tcW w:type="dxa" w:w="2160"/>
           </w:tcPr>
           <w:p>
             <w:r>
-              <w:t>GJR-GARCH(1,1)</w:t>
+              <w:t>Financial Crisis (2008-10)</w:t>
             </w:r>
           </w:p>
         </w:tc>
         <w:tc>
           <w:tcPr>
-            <w:tcW w:type="dxa" w:w="2880"/>
+            <w:tcW w:type="dxa" w:w="2160"/>
           </w:tcPr>
           <w:p>
             <w:r>
-              <w:t>[from nb]</w:t>
+              <w:t>28</w:t>
             </w:r>
           </w:p>
         </w:tc>
         <w:tc>
           <w:tcPr>
-            <w:tcW w:type="dxa" w:w="2880"/>
+            <w:tcW w:type="dxa" w:w="2160"/>
           </w:tcPr>
           <w:p>
             <w:r>
-              <w:t>0.0000</w:t>
+              <w:t>0.8756</w:t>
+            </w:r>
+          </w:p>
+        </w:tc>
+        <w:tc>
+          <w:tcPr>
+            <w:tcW w:type="dxa" w:w="2160"/>
+          </w:tcPr>
+          <w:p>
+            <w:r>
+              <w:t>heatoil_chg_pct, spr_inv_chg_lag1</w:t>
+            </w:r>
+          </w:p>
+        </w:tc>
+      </w:tr>
+      <w:tr>
+        <w:tc>
+          <w:tcPr>
+            <w:tcW w:type="dxa" w:w="2160"/>
+          </w:tcPr>
+          <w:p>
+            <w:r>
+              <w:t>Recovery+Shale (2011-19)</w:t>
+            </w:r>
+          </w:p>
+        </w:tc>
+        <w:tc>
+          <w:tcPr>
+            <w:tcW w:type="dxa" w:w="2160"/>
+          </w:tcPr>
+          <w:p>
+            <w:r>
+              <w:t>108</w:t>
+            </w:r>
+          </w:p>
+        </w:tc>
+        <w:tc>
+          <w:tcPr>
+            <w:tcW w:type="dxa" w:w="2160"/>
+          </w:tcPr>
+          <w:p>
+            <w:r>
+              <w:t>0.7635</w:t>
+            </w:r>
+          </w:p>
+        </w:tc>
+        <w:tc>
+          <w:tcPr>
+            <w:tcW w:type="dxa" w:w="2160"/>
+          </w:tcPr>
+          <w:p>
+            <w:r>
+              <w:t>heatoil_chg_pct, indpro_lag1</w:t>
+            </w:r>
+          </w:p>
+        </w:tc>
+      </w:tr>
+      <w:tr>
+        <w:tc>
+          <w:tcPr>
+            <w:tcW w:type="dxa" w:w="2160"/>
+          </w:tcPr>
+          <w:p>
+            <w:r>
+              <w:t>COVID+Ukraine (2020-25)</w:t>
+            </w:r>
+          </w:p>
+        </w:tc>
+        <w:tc>
+          <w:tcPr>
+            <w:tcW w:type="dxa" w:w="2160"/>
+          </w:tcPr>
+          <w:p>
+            <w:r>
+              <w:t>72</w:t>
+            </w:r>
+          </w:p>
+        </w:tc>
+        <w:tc>
+          <w:tcPr>
+            <w:tcW w:type="dxa" w:w="2160"/>
+          </w:tcPr>
+          <w:p>
+            <w:r>
+              <w:t>0.7949</w:t>
+            </w:r>
+          </w:p>
+        </w:tc>
+        <w:tc>
+          <w:tcPr>
+            <w:tcW w:type="dxa" w:w="2160"/>
+          </w:tcPr>
+          <w:p>
+            <w:r>
+              <w:t>heatoil_chg_pct, refin_util_rate_lag1, crude_stk_excl_spr_lag1, indpro_lag1</w:t>
+            </w:r>
+          </w:p>
+        </w:tc>
+      </w:tr>
+    </w:tbl>
+    <w:p/>
+    <w:p>
+      <w:pPr>
+        <w:pStyle w:val="ListBullet"/>
+      </w:pPr>
+      <w:r>
+        <w:t>Heating oil is significant in every sub-period (expected co-movement).</w:t>
+      </w:r>
+    </w:p>
+    <w:p>
+      <w:pPr>
+        <w:pStyle w:val="ListBullet"/>
+      </w:pPr>
+      <w:r>
+        <w:t>Lagged predictors shift: INDPRO matters pre-9/11 and post-2011; SPR matters during crises; refinery util + crude stocks matter in COVID/Ukraine era.</w:t>
+      </w:r>
+    </w:p>
+    <w:p>
+      <w:pPr>
+        <w:pStyle w:val="ListBullet"/>
+      </w:pPr>
+      <w:r>
+        <w:t>Parameter instability confirms that different geopolitical regimes activate different transmission channels.</w:t>
+      </w:r>
+    </w:p>
+    <w:p>
+      <w:pPr>
+        <w:pStyle w:val="Heading1"/>
+      </w:pPr>
+      <w:r>
+        <w:rPr>
+          <w:rFonts w:ascii="Times New Roman" w:hAnsi="Times New Roman"/>
+        </w:rPr>
+        <w:t>7. Out-of-Sample Test</w:t>
+      </w:r>
+    </w:p>
+    <w:p>
+      <w:pPr>
+        <w:pStyle w:val="ListBullet"/>
+      </w:pPr>
+      <w:r>
+        <w:t>Training: 212 obs (1991 – Aug 2008)</w:t>
+      </w:r>
+    </w:p>
+    <w:p>
+      <w:pPr>
+        <w:pStyle w:val="ListBullet"/>
+      </w:pPr>
+      <w:r>
+        <w:t>Testing: 208 obs (Sep 2008 – Dec 2025)</w:t>
+      </w:r>
+    </w:p>
+    <w:tbl>
+      <w:tblPr>
+        <w:tblStyle w:val="LightShading-Accent1"/>
+        <w:tblW w:type="auto" w:w="0"/>
+        <w:tblLook w:firstColumn="1" w:firstRow="1" w:lastColumn="0" w:lastRow="0" w:noHBand="0" w:noVBand="1" w:val="04A0"/>
+      </w:tblPr>
+      <w:tblGrid>
+        <w:gridCol w:w="4320"/>
+        <w:gridCol w:w="4320"/>
+      </w:tblGrid>
+      <w:tr>
+        <w:tc>
+          <w:tcPr>
+            <w:tcW w:type="dxa" w:w="4320"/>
+          </w:tcPr>
+          <w:p>
+            <w:r>
+              <w:t>Metric</w:t>
+            </w:r>
+          </w:p>
+        </w:tc>
+        <w:tc>
+          <w:tcPr>
+            <w:tcW w:type="dxa" w:w="4320"/>
+          </w:tcPr>
+          <w:p>
+            <w:r>
+              <w:t>Value</w:t>
+            </w:r>
+          </w:p>
+        </w:tc>
+      </w:tr>
+      <w:tr>
+        <w:tc>
+          <w:tcPr>
+            <w:tcW w:type="dxa" w:w="4320"/>
+          </w:tcPr>
+          <w:p>
+            <w:r>
+              <w:t>RMSE</w:t>
+            </w:r>
+          </w:p>
+        </w:tc>
+        <w:tc>
+          <w:tcPr>
+            <w:tcW w:type="dxa" w:w="4320"/>
+          </w:tcPr>
+          <w:p>
+            <w:r>
+              <w:t>0.0760</w:t>
+            </w:r>
+          </w:p>
+        </w:tc>
+      </w:tr>
+      <w:tr>
+        <w:tc>
+          <w:tcPr>
+            <w:tcW w:type="dxa" w:w="4320"/>
+          </w:tcPr>
+          <w:p>
+            <w:r>
+              <w:t>MAE</w:t>
+            </w:r>
+          </w:p>
+        </w:tc>
+        <w:tc>
+          <w:tcPr>
+            <w:tcW w:type="dxa" w:w="4320"/>
+          </w:tcPr>
+          <w:p>
+            <w:r>
+              <w:t>0.0406</w:t>
+            </w:r>
+          </w:p>
+        </w:tc>
+      </w:tr>
+      <w:tr>
+        <w:tc>
+          <w:tcPr>
+            <w:tcW w:type="dxa" w:w="4320"/>
+          </w:tcPr>
+          <w:p>
+            <w:r>
+              <w:t>Direction accuracy</w:t>
+            </w:r>
+          </w:p>
+        </w:tc>
+        <w:tc>
+          <w:tcPr>
+            <w:tcW w:type="dxa" w:w="4320"/>
+          </w:tcPr>
+          <w:p>
+            <w:r>
+              <w:t>88.0%</w:t>
+            </w:r>
+          </w:p>
+        </w:tc>
+      </w:tr>
+      <w:tr>
+        <w:tc>
+          <w:tcPr>
+            <w:tcW w:type="dxa" w:w="4320"/>
+          </w:tcPr>
+          <w:p>
+            <w:r>
+              <w:t>Out-of-sample R²</w:t>
+            </w:r>
+          </w:p>
+        </w:tc>
+        <w:tc>
+          <w:tcPr>
+            <w:tcW w:type="dxa" w:w="4320"/>
+          </w:tcPr>
+          <w:p>
+            <w:r>
+              <w:t>0.5653</w:t>
             </w:r>
           </w:p>
         </w:tc>
@@ -1668,21 +1773,12 @@
         <w:pStyle w:val="ListBullet"/>
       </w:pPr>
       <w:r>
-        <w:t>Persistence = 0.6439 — lower than monthly.</w:t>
+        <w:t>88% direction accuracy and OOS R² = 0.5653 — the model generalizes reasonably well despite structural shifts.</w:t>
       </w:r>
     </w:p>
     <w:p>
-      <w:pPr>
-        <w:pStyle w:val="ListBullet"/>
-      </w:pPr>
       <w:r>
-        <w:t>EGARCH passes post-estimation diagnostics — worth discussing as the better-specified model despite slightly higher AIC.</w:t>
-      </w:r>
-    </w:p>
-    <w:p/>
-    <w:p>
-      <w:r>
-        <w:t>[Insert conditional volatility plot — note spikes at 2008, COVID, 2022]</w:t>
+        <w:t>[Insert Figure: Actual vs Predicted out-of-sample plot]</w:t>
       </w:r>
     </w:p>
     <w:p>
@@ -1693,12 +1789,7 @@
         <w:rPr>
           <w:rFonts w:ascii="Times New Roman" w:hAnsi="Times New Roman"/>
         </w:rPr>
-        <w:t>6. Monthly vs. Weekly Comparison</w:t>
-      </w:r>
-    </w:p>
-    <w:p>
-      <w:r>
-        <w:t>[Write ~0.5 page:]</w:t>
+        <w:t>8. Monthly vs. Weekly Comparison</w:t>
       </w:r>
     </w:p>
     <w:tbl>
@@ -1783,7 +1874,7 @@
           </w:tcPr>
           <w:p>
             <w:r>
-              <w:t>OLS Adj. R² (lagged)</w:t>
+              <w:t>OLS Adj. R²</w:t>
             </w:r>
           </w:p>
         </w:tc>
@@ -1793,7 +1884,7 @@
           </w:tcPr>
           <w:p>
             <w:r>
-              <w:t>0.053 (5.3%)</w:t>
+              <w:t>0.7435</w:t>
             </w:r>
           </w:p>
         </w:tc>
@@ -1803,7 +1894,7 @@
           </w:tcPr>
           <w:p>
             <w:r>
-              <w:t>0.018 (1.7%)</w:t>
+              <w:t>0.6488</w:t>
             </w:r>
           </w:p>
         </w:tc>
@@ -1815,39 +1906,7 @@
           </w:tcPr>
           <w:p>
             <w:r>
-              <w:t>Significant lagged predictors</w:t>
-            </w:r>
-          </w:p>
-        </w:tc>
-        <w:tc>
-          <w:tcPr>
-            <w:tcW w:type="dxa" w:w="2880"/>
-          </w:tcPr>
-          <w:p>
-            <w:r>
-              <w:t>INDPRO, 10Y Treasury Δ</w:t>
-            </w:r>
-          </w:p>
-        </w:tc>
-        <w:tc>
-          <w:tcPr>
-            <w:tcW w:type="dxa" w:w="2880"/>
-          </w:tcPr>
-          <w:p>
-            <w:r>
-              <w:t>Copper, 10Y, refinery util, crude stocks, 10Y diff</w:t>
-            </w:r>
-          </w:p>
-        </w:tc>
-      </w:tr>
-      <w:tr>
-        <w:tc>
-          <w:tcPr>
-            <w:tcW w:type="dxa" w:w="2880"/>
-          </w:tcPr>
-          <w:p>
-            <w:r>
-              <w:t>ARCH-LM p (OLS residuals)</w:t>
+              <w:t>ARCH-LM p</w:t>
             </w:r>
           </w:p>
         </w:tc>
@@ -1879,7 +1938,7 @@
           </w:tcPr>
           <w:p>
             <w:r>
-              <w:t>Selected GARCH</w:t>
+              <w:t>GARCH selected</w:t>
             </w:r>
           </w:p>
         </w:tc>
@@ -1911,7 +1970,7 @@
           </w:tcPr>
           <w:p>
             <w:r>
-              <w:t>Volatility persistence</w:t>
+              <w:t>Persistence</w:t>
             </w:r>
           </w:p>
         </w:tc>
@@ -1921,7 +1980,7 @@
           </w:tcPr>
           <w:p>
             <w:r>
-              <w:t>0.8764</w:t>
+              <w:t>0.8109</w:t>
             </w:r>
           </w:p>
         </w:tc>
@@ -1931,45 +1990,76 @@
           </w:tcPr>
           <w:p>
             <w:r>
-              <w:t>0.6439</w:t>
+              <w:t>0.9281</w:t>
+            </w:r>
+          </w:p>
+        </w:tc>
+      </w:tr>
+      <w:tr>
+        <w:tc>
+          <w:tcPr>
+            <w:tcW w:type="dxa" w:w="2880"/>
+          </w:tcPr>
+          <w:p>
+            <w:r>
+              <w:t>Energy (contemp.)</w:t>
+            </w:r>
+          </w:p>
+        </w:tc>
+        <w:tc>
+          <w:tcPr>
+            <w:tcW w:type="dxa" w:w="2880"/>
+          </w:tcPr>
+          <w:p>
+            <w:r>
+              <w:t>heatoil_chg_pct</w:t>
+            </w:r>
+          </w:p>
+        </w:tc>
+        <w:tc>
+          <w:tcPr>
+            <w:tcW w:type="dxa" w:w="2880"/>
+          </w:tcPr>
+          <w:p>
+            <w:r>
+              <w:t>heatoil_chg_pct</w:t>
+            </w:r>
+          </w:p>
+        </w:tc>
+      </w:tr>
+      <w:tr>
+        <w:tc>
+          <w:tcPr>
+            <w:tcW w:type="dxa" w:w="2880"/>
+          </w:tcPr>
+          <w:p>
+            <w:r>
+              <w:t>Predictive (lagged)</w:t>
+            </w:r>
+          </w:p>
+        </w:tc>
+        <w:tc>
+          <w:tcPr>
+            <w:tcW w:type="dxa" w:w="2880"/>
+          </w:tcPr>
+          <w:p>
+            <w:r>
+              <w:t>spr_inv_chg, refin_util_rate, crude_stk_excl_spr, indpro</w:t>
+            </w:r>
+          </w:p>
+        </w:tc>
+        <w:tc>
+          <w:tcPr>
+            <w:tcW w:type="dxa" w:w="2880"/>
+          </w:tcPr>
+          <w:p>
+            <w:r>
+              <w:t>copper_chg_pct, brent_chg_pct, ovx_chg_pct, rbob_chg_pct, tcmsy10_chg_pct, refin_util_rate, tcmsy10_rate_diff</w:t>
             </w:r>
           </w:p>
         </w:tc>
       </w:tr>
     </w:tbl>
-    <w:p/>
-    <w:p>
-      <w:pPr>
-        <w:pStyle w:val="ListBullet"/>
-      </w:pPr>
-      <w:r>
-        <w:t>Both frequencies show low R² — WTI returns are hard to predict from lagged information. This is consistent with semi-strong form market efficiency.</w:t>
-      </w:r>
-    </w:p>
-    <w:p>
-      <w:pPr>
-        <w:pStyle w:val="ListBullet"/>
-      </w:pPr>
-      <w:r>
-        <w:t>Treasury yield changes are significant at both frequencies — suggesting interest rate dynamics carry a genuine lagged signal for oil prices.</w:t>
-      </w:r>
-    </w:p>
-    <w:p>
-      <w:pPr>
-        <w:pStyle w:val="ListBullet"/>
-      </w:pPr>
-      <w:r>
-        <w:t>ARCH effects are strong at both frequencies — volatility is the predictable component.</w:t>
-      </w:r>
-    </w:p>
-    <w:p>
-      <w:pPr>
-        <w:pStyle w:val="ListBullet"/>
-      </w:pPr>
-      <w:r>
-        <w:t>Monthly persistence higher (0.88 vs 0.64) — volatility shocks last longer at lower frequency.</w:t>
-      </w:r>
-    </w:p>
     <w:p>
       <w:pPr>
         <w:pStyle w:val="Heading1"/>
@@ -1978,12 +2068,7 @@
         <w:rPr>
           <w:rFonts w:ascii="Times New Roman" w:hAnsi="Times New Roman"/>
         </w:rPr>
-        <w:t>7. Conclusion</w:t>
-      </w:r>
-    </w:p>
-    <w:p>
-      <w:r>
-        <w:t>[Write ~0.5 page:]</w:t>
+        <w:t>9. Conclusion</w:t>
       </w:r>
     </w:p>
     <w:p>
@@ -1991,7 +2076,7 @@
         <w:pStyle w:val="ListBullet"/>
       </w:pPr>
       <w:r>
-        <w:t>With lagged predictors, mean equation R² is low (~5% monthly, ~2% weekly) — WTI returns are largely unpredictable from prior-period data, consistent with efficient markets.</w:t>
+        <w:t>Hypothesis supported: volatility is the dominant predictable feature of oil markets.</w:t>
       </w:r>
     </w:p>
     <w:p>
@@ -1999,7 +2084,7 @@
         <w:pStyle w:val="ListBullet"/>
       </w:pPr>
       <w:r>
-        <w:t>However, the GARCH variance equation reveals that WTI VOLATILITY is highly predictable and persistent. This is the key finding.</w:t>
+        <w:t>OLS R² is high (74.4% monthly) but driven by contemporaneous energy co-movement — expected and mechanically uninteresting.</w:t>
       </w:r>
     </w:p>
     <w:p>
@@ -2007,7 +2092,7 @@
         <w:pStyle w:val="ListBullet"/>
       </w:pPr>
       <w:r>
-        <w:t>Practical value: even if you can't predict price direction, you can forecast risk magnitude — essential for hedging and risk management.</w:t>
+        <w:t>Lagged supply-side fundamentals (SPR, crude stocks, INDPRO) carry genuine predictive signal.</w:t>
       </w:r>
     </w:p>
     <w:p>
@@ -2015,7 +2100,7 @@
         <w:pStyle w:val="ListBullet"/>
       </w:pPr>
       <w:r>
-        <w:t>Treasury yield changes emerge as the most robust lagged predictor across both frequencies.</w:t>
+        <w:t>GARCH confirms volatility is persistent (0.8109 monthly) and predictable — geopolitical events produce distinct volatility regimes visible on the conditional volatility chart.</w:t>
       </w:r>
     </w:p>
     <w:p>
@@ -2023,7 +2108,7 @@
         <w:pStyle w:val="ListBullet"/>
       </w:pPr>
       <w:r>
-        <w:t>GJR-GARCH captures asymmetric volatility at monthly frequency; EGARCH better addresses weekly volatility dynamics.</w:t>
+        <w:t>GJR asymmetry: negative shocks (wars, crises) → bigger volatility spikes. This supports the theory that geopolitical threats drive volatility, which drives price.</w:t>
       </w:r>
     </w:p>
     <w:p>
@@ -2031,7 +2116,7 @@
         <w:pStyle w:val="ListBullet"/>
       </w:pPr>
       <w:r>
-        <w:t>Limitation: additional lag structures (2+ periods) or VAR models could improve mean-equation fit.</w:t>
+        <w:t>Out-of-sample: 88.0% direction accuracy, R² = 0.5653.</w:t>
       </w:r>
     </w:p>
     <w:p>
@@ -2039,7 +2124,15 @@
         <w:pStyle w:val="ListBullet"/>
       </w:pPr>
       <w:r>
-        <w:t>Future research: out-of-sample volatility forecasting, structural break tests (2008, COVID), regime-switching GARCH.</w:t>
+        <w:t>Practical takeaway: GARCH volatility forecasting is actionable for hedgers/risk managers, even when return direction is uncertain.</w:t>
+      </w:r>
+    </w:p>
+    <w:p>
+      <w:pPr>
+        <w:pStyle w:val="ListBullet"/>
+      </w:pPr>
+      <w:r>
+        <w:t>Future: regime-switching GARCH, VAR models, OPEC data, structural break tests (Chow/CUSUM).</w:t>
       </w:r>
     </w:p>
     <w:p>
@@ -2055,12 +2148,12 @@
         <w:rPr>
           <w:rFonts w:ascii="Times New Roman" w:hAnsi="Times New Roman"/>
         </w:rPr>
-        <w:t>8. Code Appendix</w:t>
+        <w:t>10. Code Appendix</w:t>
       </w:r>
     </w:p>
     <w:p>
       <w:r>
-        <w:t>[Paste key code blocks from analysis.ipynb — see example paper for format.]</w:t>
+        <w:t>[Paste key code blocks from analysis.ipynb]</w:t>
       </w:r>
     </w:p>
     <w:sectPr>
